--- a/TEST CASES.docx
+++ b/TEST CASES.docx
@@ -14,8 +14,8 @@
         <w:tblLook w:val="04A0" w:firstRow="1" w:lastRow="0" w:firstColumn="1" w:lastColumn="0" w:noHBand="0" w:noVBand="1"/>
       </w:tblPr>
       <w:tblGrid>
-        <w:gridCol w:w="2972"/>
-        <w:gridCol w:w="6090"/>
+        <w:gridCol w:w="3566"/>
+        <w:gridCol w:w="5506"/>
       </w:tblGrid>
       <w:tr>
         <w:trPr>
@@ -24,13 +24,13 @@
         <w:tc>
           <w:tcPr>
             <w:cnfStyle w:val="001000000000" w:firstRow="0" w:lastRow="0" w:firstColumn="1" w:lastColumn="0" w:oddVBand="0" w:evenVBand="0" w:oddHBand="0" w:evenHBand="0" w:firstRowFirstColumn="0" w:firstRowLastColumn="0" w:lastRowFirstColumn="0" w:lastRowLastColumn="0"/>
-            <w:tcW w:w="2972" w:type="dxa"/>
+            <w:tcW w:w="3566" w:type="dxa"/>
           </w:tcPr>
           <w:p/>
         </w:tc>
         <w:tc>
           <w:tcPr>
-            <w:tcW w:w="6090" w:type="dxa"/>
+            <w:tcW w:w="5506" w:type="dxa"/>
           </w:tcPr>
           <w:p>
             <w:pPr>
@@ -46,7 +46,7 @@
         <w:tc>
           <w:tcPr>
             <w:cnfStyle w:val="001000000000" w:firstRow="0" w:lastRow="0" w:firstColumn="1" w:lastColumn="0" w:oddVBand="0" w:evenVBand="0" w:oddHBand="0" w:evenHBand="0" w:firstRowFirstColumn="0" w:firstRowLastColumn="0" w:lastRowFirstColumn="0" w:lastRowLastColumn="0"/>
-            <w:tcW w:w="2972" w:type="dxa"/>
+            <w:tcW w:w="3566" w:type="dxa"/>
           </w:tcPr>
           <w:p>
             <w:pPr>
@@ -62,7 +62,7 @@
         </w:tc>
         <w:tc>
           <w:tcPr>
-            <w:tcW w:w="6090" w:type="dxa"/>
+            <w:tcW w:w="5506" w:type="dxa"/>
           </w:tcPr>
           <w:p>
             <w:pPr>
@@ -75,17 +75,19 @@
         <w:tc>
           <w:tcPr>
             <w:cnfStyle w:val="001000000000" w:firstRow="0" w:lastRow="0" w:firstColumn="1" w:lastColumn="0" w:oddVBand="0" w:evenVBand="0" w:oddHBand="0" w:evenHBand="0" w:firstRowFirstColumn="0" w:firstRowLastColumn="0" w:lastRowFirstColumn="0" w:lastRowLastColumn="0"/>
-            <w:tcW w:w="2972" w:type="dxa"/>
-          </w:tcPr>
-          <w:p>
+            <w:tcW w:w="3566" w:type="dxa"/>
+          </w:tcPr>
+          <w:p>
+            <w:proofErr w:type="spellStart"/>
             <w:r>
               <w:t>Objective</w:t>
             </w:r>
-          </w:p>
-        </w:tc>
-        <w:tc>
-          <w:tcPr>
-            <w:tcW w:w="6090" w:type="dxa"/>
+            <w:proofErr w:type="spellEnd"/>
+          </w:p>
+        </w:tc>
+        <w:tc>
+          <w:tcPr>
+            <w:tcW w:w="5506" w:type="dxa"/>
           </w:tcPr>
           <w:p>
             <w:pPr>
@@ -101,7 +103,7 @@
         <w:tc>
           <w:tcPr>
             <w:cnfStyle w:val="001000000000" w:firstRow="0" w:lastRow="0" w:firstColumn="1" w:lastColumn="0" w:oddVBand="0" w:evenVBand="0" w:oddHBand="0" w:evenHBand="0" w:firstRowFirstColumn="0" w:firstRowLastColumn="0" w:lastRowFirstColumn="0" w:lastRowLastColumn="0"/>
-            <w:tcW w:w="2972" w:type="dxa"/>
+            <w:tcW w:w="3566" w:type="dxa"/>
           </w:tcPr>
           <w:p>
             <w:pPr>
@@ -117,7 +119,7 @@
         </w:tc>
         <w:tc>
           <w:tcPr>
-            <w:tcW w:w="6090" w:type="dxa"/>
+            <w:tcW w:w="5506" w:type="dxa"/>
           </w:tcPr>
           <w:p>
             <w:pPr>
@@ -130,7 +132,7 @@
         <w:tc>
           <w:tcPr>
             <w:cnfStyle w:val="001000000000" w:firstRow="0" w:lastRow="0" w:firstColumn="1" w:lastColumn="0" w:oddVBand="0" w:evenVBand="0" w:oddHBand="0" w:evenHBand="0" w:firstRowFirstColumn="0" w:firstRowLastColumn="0" w:lastRowFirstColumn="0" w:lastRowLastColumn="0"/>
-            <w:tcW w:w="2972" w:type="dxa"/>
+            <w:tcW w:w="3566" w:type="dxa"/>
           </w:tcPr>
           <w:p>
             <w:r>
@@ -140,7 +142,7 @@
         </w:tc>
         <w:tc>
           <w:tcPr>
-            <w:tcW w:w="6090" w:type="dxa"/>
+            <w:tcW w:w="5506" w:type="dxa"/>
           </w:tcPr>
           <w:p>
             <w:pPr>
@@ -156,7 +158,7 @@
         <w:tc>
           <w:tcPr>
             <w:cnfStyle w:val="001000000000" w:firstRow="0" w:lastRow="0" w:firstColumn="1" w:lastColumn="0" w:oddVBand="0" w:evenVBand="0" w:oddHBand="0" w:evenHBand="0" w:firstRowFirstColumn="0" w:firstRowLastColumn="0" w:lastRowFirstColumn="0" w:lastRowLastColumn="0"/>
-            <w:tcW w:w="2972" w:type="dxa"/>
+            <w:tcW w:w="3566" w:type="dxa"/>
           </w:tcPr>
           <w:p>
             <w:r>
@@ -166,7 +168,7 @@
         </w:tc>
         <w:tc>
           <w:tcPr>
-            <w:tcW w:w="6090" w:type="dxa"/>
+            <w:tcW w:w="5506" w:type="dxa"/>
           </w:tcPr>
           <w:p>
             <w:pPr>
@@ -179,17 +181,19 @@
         <w:tc>
           <w:tcPr>
             <w:cnfStyle w:val="001000000000" w:firstRow="0" w:lastRow="0" w:firstColumn="1" w:lastColumn="0" w:oddVBand="0" w:evenVBand="0" w:oddHBand="0" w:evenHBand="0" w:firstRowFirstColumn="0" w:firstRowLastColumn="0" w:lastRowFirstColumn="0" w:lastRowLastColumn="0"/>
-            <w:tcW w:w="2972" w:type="dxa"/>
-          </w:tcPr>
-          <w:p>
+            <w:tcW w:w="3566" w:type="dxa"/>
+          </w:tcPr>
+          <w:p>
+            <w:proofErr w:type="spellStart"/>
             <w:r>
               <w:t>Category</w:t>
             </w:r>
-          </w:p>
-        </w:tc>
-        <w:tc>
-          <w:tcPr>
-            <w:tcW w:w="6090" w:type="dxa"/>
+            <w:proofErr w:type="spellEnd"/>
+          </w:p>
+        </w:tc>
+        <w:tc>
+          <w:tcPr>
+            <w:tcW w:w="5506" w:type="dxa"/>
           </w:tcPr>
           <w:p>
             <w:pPr>
@@ -205,7 +209,7 @@
         <w:tc>
           <w:tcPr>
             <w:cnfStyle w:val="001000000000" w:firstRow="0" w:lastRow="0" w:firstColumn="1" w:lastColumn="0" w:oddVBand="0" w:evenVBand="0" w:oddHBand="0" w:evenHBand="0" w:firstRowFirstColumn="0" w:firstRowLastColumn="0" w:lastRowFirstColumn="0" w:lastRowLastColumn="0"/>
-            <w:tcW w:w="2972" w:type="dxa"/>
+            <w:tcW w:w="3566" w:type="dxa"/>
           </w:tcPr>
           <w:p>
             <w:r>
@@ -218,7 +222,7 @@
         </w:tc>
         <w:tc>
           <w:tcPr>
-            <w:tcW w:w="6090" w:type="dxa"/>
+            <w:tcW w:w="5506" w:type="dxa"/>
           </w:tcPr>
           <w:p>
             <w:pPr>
@@ -231,22 +235,32 @@
         <w:tc>
           <w:tcPr>
             <w:cnfStyle w:val="001000000000" w:firstRow="0" w:lastRow="0" w:firstColumn="1" w:lastColumn="0" w:oddVBand="0" w:evenVBand="0" w:oddHBand="0" w:evenHBand="0" w:firstRowFirstColumn="0" w:firstRowLastColumn="0" w:lastRowFirstColumn="0" w:lastRowLastColumn="0"/>
-            <w:tcW w:w="2972" w:type="dxa"/>
-          </w:tcPr>
-          <w:p>
+            <w:tcW w:w="3566" w:type="dxa"/>
+          </w:tcPr>
+          <w:p>
+            <w:proofErr w:type="spellStart"/>
             <w:r>
               <w:t>Preconditions</w:t>
             </w:r>
-          </w:p>
-        </w:tc>
-        <w:tc>
-          <w:tcPr>
-            <w:tcW w:w="6090" w:type="dxa"/>
+            <w:proofErr w:type="spellEnd"/>
+          </w:p>
+        </w:tc>
+        <w:tc>
+          <w:tcPr>
+            <w:tcW w:w="5506" w:type="dxa"/>
           </w:tcPr>
           <w:p>
             <w:pPr>
               <w:cnfStyle w:val="000000000000" w:firstRow="0" w:lastRow="0" w:firstColumn="0" w:lastColumn="0" w:oddVBand="0" w:evenVBand="0" w:oddHBand="0" w:evenHBand="0" w:firstRowFirstColumn="0" w:firstRowLastColumn="0" w:lastRowFirstColumn="0" w:lastRowLastColumn="0"/>
             </w:pPr>
+            <w:r>
+              <w:rPr>
+                <w:rFonts w:ascii="Times New Roman" w:eastAsia="Times New Roman" w:hAnsi="Times New Roman" w:cs="Times New Roman"/>
+                <w:kern w:val="0"/>
+                <w14:ligatures w14:val="none"/>
+              </w:rPr>
+              <w:t>Testgerät-Zustand, Netzwerk-Topologie, benötigte Tools/Scripts</w:t>
+            </w:r>
           </w:p>
         </w:tc>
       </w:tr>
@@ -257,17 +271,27 @@
         <w:tc>
           <w:tcPr>
             <w:cnfStyle w:val="001000000000" w:firstRow="0" w:lastRow="0" w:firstColumn="1" w:lastColumn="0" w:oddVBand="0" w:evenVBand="0" w:oddHBand="0" w:evenHBand="0" w:firstRowFirstColumn="0" w:firstRowLastColumn="0" w:lastRowFirstColumn="0" w:lastRowLastColumn="0"/>
-            <w:tcW w:w="2972" w:type="dxa"/>
-          </w:tcPr>
-          <w:p>
-            <w:r>
-              <w:t>Excecution Procedure</w:t>
-            </w:r>
-          </w:p>
-        </w:tc>
-        <w:tc>
-          <w:tcPr>
-            <w:tcW w:w="6090" w:type="dxa"/>
+            <w:tcW w:w="3566" w:type="dxa"/>
+          </w:tcPr>
+          <w:p>
+            <w:proofErr w:type="spellStart"/>
+            <w:r>
+              <w:t>Excecution</w:t>
+            </w:r>
+            <w:proofErr w:type="spellEnd"/>
+            <w:r>
+              <w:t xml:space="preserve"> </w:t>
+            </w:r>
+            <w:proofErr w:type="spellStart"/>
+            <w:r>
+              <w:t>Procedure</w:t>
+            </w:r>
+            <w:proofErr w:type="spellEnd"/>
+          </w:p>
+        </w:tc>
+        <w:tc>
+          <w:tcPr>
+            <w:tcW w:w="5506" w:type="dxa"/>
           </w:tcPr>
           <w:p>
             <w:pPr>
@@ -280,22 +304,40 @@
         <w:tc>
           <w:tcPr>
             <w:cnfStyle w:val="001000000000" w:firstRow="0" w:lastRow="0" w:firstColumn="1" w:lastColumn="0" w:oddVBand="0" w:evenVBand="0" w:oddHBand="0" w:evenHBand="0" w:firstRowFirstColumn="0" w:firstRowLastColumn="0" w:lastRowFirstColumn="0" w:lastRowLastColumn="0"/>
-            <w:tcW w:w="2972" w:type="dxa"/>
-          </w:tcPr>
-          <w:p>
-            <w:r>
-              <w:t>Evidence to Store</w:t>
-            </w:r>
-          </w:p>
-        </w:tc>
-        <w:tc>
-          <w:tcPr>
-            <w:tcW w:w="6090" w:type="dxa"/>
+            <w:tcW w:w="3566" w:type="dxa"/>
+          </w:tcPr>
+          <w:p>
+            <w:proofErr w:type="spellStart"/>
+            <w:r>
+              <w:t>Expected</w:t>
+            </w:r>
+            <w:proofErr w:type="spellEnd"/>
+            <w:r>
+              <w:t xml:space="preserve"> </w:t>
+            </w:r>
+            <w:proofErr w:type="spellStart"/>
+            <w:r>
+              <w:t>Result</w:t>
+            </w:r>
+            <w:proofErr w:type="spellEnd"/>
+          </w:p>
+        </w:tc>
+        <w:tc>
+          <w:tcPr>
+            <w:tcW w:w="5506" w:type="dxa"/>
           </w:tcPr>
           <w:p>
             <w:pPr>
               <w:cnfStyle w:val="000000000000" w:firstRow="0" w:lastRow="0" w:firstColumn="0" w:lastColumn="0" w:oddVBand="0" w:evenVBand="0" w:oddHBand="0" w:evenHBand="0" w:firstRowFirstColumn="0" w:firstRowLastColumn="0" w:lastRowFirstColumn="0" w:lastRowLastColumn="0"/>
             </w:pPr>
+            <w:r>
+              <w:rPr>
+                <w:rFonts w:ascii="Times New Roman" w:eastAsia="Times New Roman" w:hAnsi="Times New Roman" w:cs="Times New Roman"/>
+                <w:kern w:val="0"/>
+                <w14:ligatures w14:val="none"/>
+              </w:rPr>
+              <w:t>was die Spezifikation/Gap-Analyse erwarten lässt</w:t>
+            </w:r>
           </w:p>
         </w:tc>
       </w:tr>
@@ -306,23 +348,30 @@
         <w:tc>
           <w:tcPr>
             <w:cnfStyle w:val="001000000000" w:firstRow="0" w:lastRow="0" w:firstColumn="1" w:lastColumn="0" w:oddVBand="0" w:evenVBand="0" w:oddHBand="0" w:evenHBand="0" w:firstRowFirstColumn="0" w:firstRowLastColumn="0" w:lastRowFirstColumn="0" w:lastRowLastColumn="0"/>
-            <w:tcW w:w="2972" w:type="dxa"/>
-          </w:tcPr>
-          <w:p>
-            <w:r>
-              <w:t>Acceptance Criteri</w:t>
-            </w:r>
-            <w:r>
-              <w:t>a</w:t>
-            </w:r>
+            <w:tcW w:w="3566" w:type="dxa"/>
+          </w:tcPr>
+          <w:p>
+            <w:proofErr w:type="spellStart"/>
+            <w:r>
+              <w:t>Evidence</w:t>
+            </w:r>
+            <w:proofErr w:type="spellEnd"/>
             <w:r>
               <w:t xml:space="preserve"> </w:t>
             </w:r>
-          </w:p>
-        </w:tc>
-        <w:tc>
-          <w:tcPr>
-            <w:tcW w:w="6090" w:type="dxa"/>
+            <w:proofErr w:type="spellStart"/>
+            <w:r>
+              <w:t>to</w:t>
+            </w:r>
+            <w:proofErr w:type="spellEnd"/>
+            <w:r>
+              <w:t xml:space="preserve"> Store</w:t>
+            </w:r>
+          </w:p>
+        </w:tc>
+        <w:tc>
+          <w:tcPr>
+            <w:tcW w:w="5506" w:type="dxa"/>
           </w:tcPr>
           <w:p>
             <w:pPr>
@@ -331,7 +380,246 @@
           </w:p>
         </w:tc>
       </w:tr>
+      <w:tr>
+        <w:tc>
+          <w:tcPr>
+            <w:cnfStyle w:val="001000000000" w:firstRow="0" w:lastRow="0" w:firstColumn="1" w:lastColumn="0" w:oddVBand="0" w:evenVBand="0" w:oddHBand="0" w:evenHBand="0" w:firstRowFirstColumn="0" w:firstRowLastColumn="0" w:lastRowFirstColumn="0" w:lastRowLastColumn="0"/>
+            <w:tcW w:w="3566" w:type="dxa"/>
+          </w:tcPr>
+          <w:p>
+            <w:r>
+              <w:t xml:space="preserve">Acceptance </w:t>
+            </w:r>
+            <w:proofErr w:type="spellStart"/>
+            <w:r>
+              <w:t>Criteri</w:t>
+            </w:r>
+            <w:r>
+              <w:t>a</w:t>
+            </w:r>
+            <w:proofErr w:type="spellEnd"/>
+            <w:r>
+              <w:t xml:space="preserve"> </w:t>
+            </w:r>
+          </w:p>
+        </w:tc>
+        <w:tc>
+          <w:tcPr>
+            <w:tcW w:w="5506" w:type="dxa"/>
+          </w:tcPr>
+          <w:p>
+            <w:pPr>
+              <w:cnfStyle w:val="000000000000" w:firstRow="0" w:lastRow="0" w:firstColumn="0" w:lastColumn="0" w:oddVBand="0" w:evenVBand="0" w:oddHBand="0" w:evenHBand="0" w:firstRowFirstColumn="0" w:firstRowLastColumn="0" w:lastRowFirstColumn="0" w:lastRowLastColumn="0"/>
+            </w:pPr>
+          </w:p>
+        </w:tc>
+      </w:tr>
+      <w:tr>
+        <w:trPr>
+          <w:cnfStyle w:val="000000100000" w:firstRow="0" w:lastRow="0" w:firstColumn="0" w:lastColumn="0" w:oddVBand="0" w:evenVBand="0" w:oddHBand="1" w:evenHBand="0" w:firstRowFirstColumn="0" w:firstRowLastColumn="0" w:lastRowFirstColumn="0" w:lastRowLastColumn="0"/>
+        </w:trPr>
+        <w:tc>
+          <w:tcPr>
+            <w:cnfStyle w:val="001000000000" w:firstRow="0" w:lastRow="0" w:firstColumn="1" w:lastColumn="0" w:oddVBand="0" w:evenVBand="0" w:oddHBand="0" w:evenHBand="0" w:firstRowFirstColumn="0" w:firstRowLastColumn="0" w:lastRowFirstColumn="0" w:lastRowLastColumn="0"/>
+            <w:tcW w:w="0" w:type="auto"/>
+            <w:hideMark/>
+          </w:tcPr>
+          <w:p>
+            <w:pPr>
+              <w:rPr>
+                <w:rFonts w:ascii="Times New Roman" w:eastAsia="Times New Roman" w:hAnsi="Times New Roman" w:cs="Times New Roman"/>
+                <w:b w:val="0"/>
+                <w:bCs w:val="0"/>
+                <w:kern w:val="0"/>
+                <w14:ligatures w14:val="none"/>
+              </w:rPr>
+            </w:pPr>
+            <w:proofErr w:type="spellStart"/>
+            <w:r>
+              <w:rPr>
+                <w:rFonts w:ascii="Times New Roman" w:eastAsia="Times New Roman" w:hAnsi="Times New Roman" w:cs="Times New Roman"/>
+                <w:kern w:val="0"/>
+                <w14:ligatures w14:val="none"/>
+              </w:rPr>
+              <w:t>Reversibili</w:t>
+            </w:r>
+            <w:r>
+              <w:rPr>
+                <w:rFonts w:ascii="Times New Roman" w:eastAsia="Times New Roman" w:hAnsi="Times New Roman" w:cs="Times New Roman"/>
+                <w:kern w:val="0"/>
+                <w14:ligatures w14:val="none"/>
+              </w:rPr>
+              <w:t>y</w:t>
+            </w:r>
+            <w:proofErr w:type="spellEnd"/>
+          </w:p>
+        </w:tc>
+        <w:tc>
+          <w:tcPr>
+            <w:tcW w:w="0" w:type="auto"/>
+            <w:hideMark/>
+          </w:tcPr>
+          <w:p>
+            <w:pPr>
+              <w:cnfStyle w:val="000000100000" w:firstRow="0" w:lastRow="0" w:firstColumn="0" w:lastColumn="0" w:oddVBand="0" w:evenVBand="0" w:oddHBand="1" w:evenHBand="0" w:firstRowFirstColumn="0" w:firstRowLastColumn="0" w:lastRowFirstColumn="0" w:lastRowLastColumn="0"/>
+              <w:rPr>
+                <w:rFonts w:ascii="Times New Roman" w:eastAsia="Times New Roman" w:hAnsi="Times New Roman" w:cs="Times New Roman"/>
+                <w:kern w:val="0"/>
+                <w14:ligatures w14:val="none"/>
+              </w:rPr>
+            </w:pPr>
+            <w:r>
+              <w:rPr>
+                <w:rFonts w:ascii="Times New Roman" w:eastAsia="Times New Roman" w:hAnsi="Times New Roman" w:cs="Times New Roman"/>
+                <w:kern w:val="0"/>
+                <w14:ligatures w14:val="none"/>
+              </w:rPr>
+              <w:t>ja/nein – falls nein: Konsequenz für Testgerät</w:t>
+            </w:r>
+          </w:p>
+        </w:tc>
+      </w:tr>
     </w:tbl>
+    <w:p/>
+    <w:p/>
+    <w:p>
+      <w:r>
+        <w:t xml:space="preserve">1. RQ-013 → Dokumentenprüfung (parallel, jederzeit) </w:t>
+      </w:r>
+    </w:p>
+    <w:p>
+      <w:r>
+        <w:t xml:space="preserve">2. RQ-004/006, RQ-007, RQ-014, RQ-009(Web) → Web/API-Block (keine Abhängigkeiten) </w:t>
+      </w:r>
+    </w:p>
+    <w:p>
+      <w:pPr>
+        <w:rPr>
+          <w:lang w:val="en-US"/>
+        </w:rPr>
+      </w:pPr>
+      <w:r>
+        <w:rPr>
+          <w:lang w:val="en-US"/>
+        </w:rPr>
+        <w:t xml:space="preserve">3. RQ-001 → </w:t>
+      </w:r>
+      <w:proofErr w:type="spellStart"/>
+      <w:r>
+        <w:rPr>
+          <w:lang w:val="en-US"/>
+        </w:rPr>
+        <w:t>Netzwerk</w:t>
+      </w:r>
+      <w:proofErr w:type="spellEnd"/>
+      <w:r>
+        <w:rPr>
+          <w:lang w:val="en-US"/>
+        </w:rPr>
+        <w:t>-Scan/Sniffing (</w:t>
+      </w:r>
+      <w:proofErr w:type="spellStart"/>
+      <w:r>
+        <w:rPr>
+          <w:lang w:val="en-US"/>
+        </w:rPr>
+        <w:t>kein</w:t>
+      </w:r>
+      <w:proofErr w:type="spellEnd"/>
+      <w:r>
+        <w:rPr>
+          <w:lang w:val="en-US"/>
+        </w:rPr>
+        <w:t xml:space="preserve"> Custom-Tooling </w:t>
+      </w:r>
+      <w:proofErr w:type="spellStart"/>
+      <w:r>
+        <w:rPr>
+          <w:lang w:val="en-US"/>
+        </w:rPr>
+        <w:t>nötig</w:t>
+      </w:r>
+      <w:proofErr w:type="spellEnd"/>
+      <w:r>
+        <w:rPr>
+          <w:lang w:val="en-US"/>
+        </w:rPr>
+        <w:t xml:space="preserve">) </w:t>
+      </w:r>
+    </w:p>
+    <w:p>
+      <w:r>
+        <w:t xml:space="preserve">4. </w:t>
+      </w:r>
+      <w:r>
+        <w:t xml:space="preserve">RQ-008/009 (Netzwerk-Teil) → I&amp;M0 auslesen — VOR Schritt 8! </w:t>
+      </w:r>
+    </w:p>
+    <w:p>
+      <w:r>
+        <w:t xml:space="preserve">5. RQ-011 → Physischer F-Adress-/Mode-Test + Power-Cycle Prüfen: löscht dieser Cycle bereits das Log? Falls ja → Schritt 4 muss davor liegen (bereits erledigt ✓) </w:t>
+      </w:r>
+    </w:p>
+    <w:p>
+      <w:r>
+        <w:t xml:space="preserve">6. [Vorarbeit] </w:t>
+      </w:r>
+      <w:proofErr w:type="spellStart"/>
+      <w:r>
+        <w:t>Scapy</w:t>
+      </w:r>
+      <w:proofErr w:type="spellEnd"/>
+      <w:r>
+        <w:t>-</w:t>
+      </w:r>
+      <w:proofErr w:type="spellStart"/>
+      <w:r>
+        <w:t>PROFIsafe</w:t>
+      </w:r>
+      <w:proofErr w:type="spellEnd"/>
+      <w:r>
+        <w:t xml:space="preserve">-Layer entwickeln </w:t>
+      </w:r>
+    </w:p>
+    <w:p>
+      <w:r>
+        <w:t xml:space="preserve">7. RQ-002/005 → CRC-Kollisionstests (gebündelt) </w:t>
+      </w:r>
+    </w:p>
+    <w:p>
+      <w:r>
+        <w:t>8. RQ-010 → Flood/</w:t>
+      </w:r>
+      <w:proofErr w:type="spellStart"/>
+      <w:r>
+        <w:t>Fuzzing</w:t>
+      </w:r>
+      <w:proofErr w:type="spellEnd"/>
+      <w:r>
+        <w:t xml:space="preserve">-Test </w:t>
+      </w:r>
+    </w:p>
+    <w:p>
+      <w:r>
+        <w:t>9. RQ-003 → Siegel-/</w:t>
+      </w:r>
+      <w:proofErr w:type="spellStart"/>
+      <w:r>
+        <w:t>Tamper</w:t>
+      </w:r>
+      <w:proofErr w:type="spellEnd"/>
+      <w:r>
+        <w:t>-Test (separates Muster, falls "</w:t>
+      </w:r>
+      <w:proofErr w:type="spellStart"/>
+      <w:r>
+        <w:t>stealth</w:t>
+      </w:r>
+      <w:proofErr w:type="spellEnd"/>
+      <w:r>
+        <w:t>"-Zugriff getestet wird) 10. RQ-012 → Erzwungener Cold-Start (ZULETZT – zerstört Log-Zustand für dieses Gerät)</w:t>
+      </w:r>
+    </w:p>
     <w:p/>
     <w:sectPr>
       <w:footerReference w:type="even" r:id="rId6"/>
@@ -1029,7 +1317,6 @@
   <w:style w:type="character" w:default="1" w:styleId="Absatz-Standardschriftart">
     <w:name w:val="Default Paragraph Font"/>
     <w:uiPriority w:val="1"/>
-    <w:semiHidden/>
     <w:unhideWhenUsed/>
   </w:style>
   <w:style w:type="table" w:default="1" w:styleId="NormaleTabelle">
@@ -1458,6 +1745,17 @@
         <w:shd w:val="clear" w:color="auto" w:fill="FAE2D5" w:themeFill="accent2" w:themeFillTint="33"/>
       </w:tcPr>
     </w:tblStylePr>
+  </w:style>
+  <w:style w:type="character" w:styleId="Fett">
+    <w:name w:val="Strong"/>
+    <w:basedOn w:val="Absatz-Standardschriftart"/>
+    <w:uiPriority w:val="22"/>
+    <w:qFormat/>
+    <w:rsid w:val="00B73941"/>
+    <w:rPr>
+      <w:b/>
+      <w:bCs/>
+    </w:rPr>
   </w:style>
 </w:styles>
 </file>
